--- a/report/MLOps_Assignment1_Report.docx
+++ b/report/MLOps_Assignment1_Report.docx
@@ -71,7 +71,7 @@
         <w:rPr>
           <w:sz w:val="24"/>
         </w:rPr>
-        <w:t>Your Name  |  Your BITS ID</w:t>
+        <w:t>Bharath Kumar A  |  2025AE05226</w:t>
       </w:r>
     </w:p>
     <w:p>
@@ -82,7 +82,7 @@
         <w:rPr>
           <w:sz w:val="22"/>
         </w:rPr>
-        <w:t>14 October 2026</w:t>
+        <w:t>16 October 2026</w:t>
       </w:r>
     </w:p>
     <w:p>
@@ -1676,7 +1676,7 @@
         <w:pStyle w:val="ListBullet"/>
       </w:pPr>
       <w:r>
-        <w:t>The classes are almost balanced (164 healthy, 139 with disease), so no resampling was needed and accuracy is a reasonable metric next to recall and ROC-AUC.</w:t>
+        <w:t>TOf the 303 patients, 164 (54%) are healthy and 139 (46%) have heart disease, so the split is nearly even. I did not resample, but I report recall and ROC-AUC next to accuracy because missing a sick patient costs more than a false alarm.</w:t>
       </w:r>
     </w:p>
     <w:p>
@@ -1684,7 +1684,7 @@
         <w:pStyle w:val="ListBullet"/>
       </w:pPr>
       <w:r>
-        <w:t>thal (0.53), ca (0.46), exang (0.43), oldpeak (0.43) and cp (0.41) correlate most strongly with the target; thalach correlates negatively (-0.42), meaning patients who reach a higher maximum heart rate are less likely to have the disease.</w:t>
+        <w:t>Looking at the distributions categories thal (0.53), ca (0.46), exang (0.43), oldpeak (0.43)and cp (0.41) correlate most strongly with the target; thalach correlates negatively (-0.42), meaning patients who reach a higher maximum heart rate are less likely to have the disease.</w:t>
       </w:r>
     </w:p>
     <w:p>
@@ -1692,7 +1692,7 @@
         <w:pStyle w:val="ListBullet"/>
       </w:pPr>
       <w:r>
-        <w:t>fbs (0.03) and chol (0.09) show almost no linear relationship with the target on their own, but they were kept: a weak feature can still help a multivariate model.</w:t>
+        <w:t>Similarly for categories of fbs (0.03) and chol (0.09) show almost no linear relationship withthe target on their own, but they were kept: a weak feature can still help a multivariate model.</w:t>
       </w:r>
     </w:p>
     <w:p>
